--- a/docs/lista_louvores/Textos_Louvores/SALMO 148.docx
+++ b/docs/lista_louvores/Textos_Louvores/SALMO 148.docx
@@ -4,7 +4,7 @@
   <w:body>
     <w:p>
       <w:pPr>
-        <w:pStyle w:val="SemEspaamento"/>
+        <w:pStyle w:val="Ttulo1"/>
       </w:pPr>
       <w:r>
         <w:t>SALMO 148</w:t>
@@ -15,167 +15,255 @@
     </w:p>
     <w:p>
       <w:pPr>
-        <w:spacing w:after="0"/>
+        <w:rPr>
+          <w:rFonts w:ascii="Times New Roman" w:hAnsi="Times New Roman"/>
+        </w:rPr>
       </w:pPr>
       <w:r>
+        <w:rPr>
+          <w:rFonts w:ascii="Times New Roman" w:hAnsi="Times New Roman"/>
+        </w:rPr>
         <w:t>Louvai ao Senhor bem do alto dos céus</w:t>
       </w:r>
       <w:r>
+        <w:rPr>
+          <w:rFonts w:ascii="Times New Roman" w:hAnsi="Times New Roman"/>
+        </w:rPr>
         <w:br/>
-      </w:r>
-      <w:r>
         <w:t>Louvai nas alturas</w:t>
-      </w:r>
-    </w:p>
-    <w:p>
-      <w:r>
-        <w:t>Todos Seus anjos,</w:t>
-      </w:r>
-      <w:r>
-        <w:t xml:space="preserve"> </w:t>
-      </w:r>
-      <w:proofErr w:type="gramStart"/>
-      <w:r>
-        <w:t>Suas</w:t>
-      </w:r>
-      <w:proofErr w:type="gramEnd"/>
-      <w:r>
-        <w:t xml:space="preserve"> legiões celestiais</w:t>
       </w:r>
     </w:p>
     <w:p>
       <w:pPr>
-        <w:spacing w:after="0"/>
+        <w:rPr>
+          <w:rFonts w:ascii="Times New Roman" w:hAnsi="Times New Roman"/>
+        </w:rPr>
       </w:pPr>
       <w:r>
-        <w:t>Louvai sol e lua,</w:t>
-      </w:r>
-      <w:r>
-        <w:t xml:space="preserve"> e</w:t>
-      </w:r>
-      <w:r>
-        <w:t>strelas luzentes</w:t>
+        <w:rPr>
+          <w:rFonts w:ascii="Times New Roman" w:hAnsi="Times New Roman"/>
+        </w:rPr>
+        <w:t>Todos Seus anjos,</w:t>
+      </w:r>
+      <w:r>
+        <w:rPr>
+          <w:rFonts w:ascii="Times New Roman" w:hAnsi="Times New Roman"/>
+        </w:rPr>
+        <w:t xml:space="preserve"> </w:t>
+      </w:r>
+      <w:proofErr w:type="gramStart"/>
+      <w:r>
+        <w:rPr>
+          <w:rFonts w:ascii="Times New Roman" w:hAnsi="Times New Roman"/>
+        </w:rPr>
+        <w:t>Suas</w:t>
+      </w:r>
+      <w:proofErr w:type="gramEnd"/>
+      <w:r>
+        <w:rPr>
+          <w:rFonts w:ascii="Times New Roman" w:hAnsi="Times New Roman"/>
+        </w:rPr>
+        <w:t xml:space="preserve"> legiões celestiais</w:t>
       </w:r>
     </w:p>
     <w:p>
       <w:pPr>
-        <w:spacing w:after="0"/>
+        <w:rPr>
+          <w:rFonts w:ascii="Times New Roman" w:hAnsi="Times New Roman"/>
+        </w:rPr>
       </w:pPr>
       <w:r>
-        <w:t>Louvai céu dos céus</w:t>
-      </w:r>
-      <w:r>
-        <w:br/>
-      </w:r>
-      <w:r>
-        <w:t>Pois Ele mandou</w:t>
-      </w:r>
-      <w:r>
+        <w:rPr>
+          <w:rFonts w:ascii="Times New Roman" w:hAnsi="Times New Roman"/>
+        </w:rPr>
+        <w:t>Louvai sol e lua,</w:t>
+      </w:r>
+      <w:r>
+        <w:rPr>
+          <w:rFonts w:ascii="Times New Roman" w:hAnsi="Times New Roman"/>
+        </w:rPr>
         <w:t xml:space="preserve"> e</w:t>
       </w:r>
       <w:r>
-        <w:t xml:space="preserve"> foram criados</w:t>
-      </w:r>
-      <w:r>
-        <w:br/>
-      </w:r>
-      <w:r>
-        <w:t>Louvai ao nome do Senhor</w:t>
+        <w:rPr>
+          <w:rFonts w:ascii="Times New Roman" w:hAnsi="Times New Roman"/>
+        </w:rPr>
+        <w:t>strelas luzentes</w:t>
       </w:r>
     </w:p>
     <w:p>
       <w:pPr>
-        <w:spacing w:before="120" w:after="0"/>
-        <w:rPr>
-          <w:b/>
+        <w:rPr>
+          <w:rFonts w:ascii="Times New Roman" w:hAnsi="Times New Roman"/>
         </w:rPr>
       </w:pPr>
       <w:r>
         <w:rPr>
-          <w:b/>
-        </w:rPr>
-        <w:t xml:space="preserve">Louvai-o abismos </w:t>
-      </w:r>
-      <w:r>
-        <w:rPr>
-          <w:b/>
+          <w:rFonts w:ascii="Times New Roman" w:hAnsi="Times New Roman"/>
+        </w:rPr>
+        <w:t>Louvai céu dos céus</w:t>
+      </w:r>
+      <w:r>
+        <w:rPr>
+          <w:rFonts w:ascii="Times New Roman" w:hAnsi="Times New Roman"/>
         </w:rPr>
         <w:br/>
-      </w:r>
-      <w:r>
-        <w:rPr>
-          <w:b/>
-        </w:rPr>
-        <w:t>E</w:t>
-      </w:r>
-      <w:r>
-        <w:rPr>
-          <w:b/>
-        </w:rPr>
-        <w:t xml:space="preserve"> monstros marinhos</w:t>
-      </w:r>
-      <w:r>
-        <w:rPr>
-          <w:b/>
+        <w:t>Pois Ele mandou</w:t>
+      </w:r>
+      <w:r>
+        <w:rPr>
+          <w:rFonts w:ascii="Times New Roman" w:hAnsi="Times New Roman"/>
+        </w:rPr>
+        <w:t xml:space="preserve"> e</w:t>
+      </w:r>
+      <w:r>
+        <w:rPr>
+          <w:rFonts w:ascii="Times New Roman" w:hAnsi="Times New Roman"/>
+        </w:rPr>
+        <w:t xml:space="preserve"> foram criados</w:t>
+      </w:r>
+      <w:r>
+        <w:rPr>
+          <w:rFonts w:ascii="Times New Roman" w:hAnsi="Times New Roman"/>
         </w:rPr>
         <w:br/>
-        <w:t xml:space="preserve">Fogo e neve </w:t>
-      </w:r>
-      <w:r>
-        <w:rPr>
-          <w:b/>
-        </w:rPr>
-        <w:t>e</w:t>
-      </w:r>
-      <w:r>
-        <w:rPr>
-          <w:b/>
-        </w:rPr>
-        <w:t xml:space="preserve"> os que executam a voz</w:t>
+        <w:t>Louvai ao nome do Senhor</w:t>
       </w:r>
     </w:p>
     <w:p>
       <w:pPr>
-        <w:spacing w:after="0"/>
-        <w:rPr>
-          <w:b/>
+        <w:rPr>
+          <w:rFonts w:ascii="Times New Roman" w:hAnsi="Times New Roman"/>
+          <w:b/>
+          <w:i/>
+          <w:iCs/>
         </w:rPr>
       </w:pPr>
       <w:r>
         <w:rPr>
-          <w:b/>
-        </w:rPr>
-        <w:t>Montes e árvores</w:t>
-      </w:r>
-      <w:r>
-        <w:rPr>
-          <w:b/>
-        </w:rPr>
-        <w:t xml:space="preserve"> e</w:t>
-      </w:r>
-      <w:r>
-        <w:rPr>
-          <w:b/>
-        </w:rPr>
-        <w:t xml:space="preserve"> os animais</w:t>
+          <w:rFonts w:ascii="Times New Roman" w:hAnsi="Times New Roman"/>
+          <w:b/>
+          <w:i/>
+          <w:iCs/>
+        </w:rPr>
+        <w:t xml:space="preserve">Louvai-o abismos </w:t>
+      </w:r>
+      <w:r>
+        <w:rPr>
+          <w:rFonts w:ascii="Times New Roman" w:hAnsi="Times New Roman"/>
+          <w:b/>
+          <w:i/>
+          <w:iCs/>
+        </w:rPr>
+        <w:br/>
+      </w:r>
+      <w:r>
+        <w:rPr>
+          <w:rFonts w:ascii="Times New Roman" w:hAnsi="Times New Roman"/>
+          <w:b/>
+          <w:i/>
+          <w:iCs/>
+        </w:rPr>
+        <w:t>E</w:t>
+      </w:r>
+      <w:r>
+        <w:rPr>
+          <w:rFonts w:ascii="Times New Roman" w:hAnsi="Times New Roman"/>
+          <w:b/>
+          <w:i/>
+          <w:iCs/>
+        </w:rPr>
+        <w:t xml:space="preserve"> monstros marinhos</w:t>
+      </w:r>
+      <w:r>
+        <w:rPr>
+          <w:rFonts w:ascii="Times New Roman" w:hAnsi="Times New Roman"/>
+          <w:b/>
+          <w:i/>
+          <w:iCs/>
+        </w:rPr>
+        <w:br/>
+        <w:t xml:space="preserve">Fogo e neve </w:t>
+      </w:r>
+      <w:r>
+        <w:rPr>
+          <w:rFonts w:ascii="Times New Roman" w:hAnsi="Times New Roman"/>
+          <w:b/>
+          <w:i/>
+          <w:iCs/>
+        </w:rPr>
+        <w:t>e</w:t>
+      </w:r>
+      <w:r>
+        <w:rPr>
+          <w:rFonts w:ascii="Times New Roman" w:hAnsi="Times New Roman"/>
+          <w:b/>
+          <w:i/>
+          <w:iCs/>
+        </w:rPr>
+        <w:t xml:space="preserve"> os que executam a voz</w:t>
       </w:r>
     </w:p>
     <w:p>
       <w:pPr>
-        <w:spacing w:before="120" w:after="0"/>
-        <w:rPr>
-          <w:b/>
+        <w:rPr>
+          <w:rFonts w:ascii="Times New Roman" w:hAnsi="Times New Roman"/>
+          <w:b/>
+          <w:i/>
+          <w:iCs/>
         </w:rPr>
       </w:pPr>
       <w:r>
         <w:rPr>
-          <w:b/>
+          <w:rFonts w:ascii="Times New Roman" w:hAnsi="Times New Roman"/>
+          <w:b/>
+          <w:i/>
+          <w:iCs/>
+        </w:rPr>
+        <w:t>Montes e árvores</w:t>
+      </w:r>
+      <w:r>
+        <w:rPr>
+          <w:rFonts w:ascii="Times New Roman" w:hAnsi="Times New Roman"/>
+          <w:b/>
+          <w:i/>
+          <w:iCs/>
+        </w:rPr>
+        <w:t xml:space="preserve"> e</w:t>
+      </w:r>
+      <w:r>
+        <w:rPr>
+          <w:rFonts w:ascii="Times New Roman" w:hAnsi="Times New Roman"/>
+          <w:b/>
+          <w:i/>
+          <w:iCs/>
+        </w:rPr>
+        <w:t xml:space="preserve"> os animais</w:t>
+      </w:r>
+      <w:r>
+        <w:rPr>
+          <w:rFonts w:ascii="Times New Roman" w:hAnsi="Times New Roman"/>
+          <w:b/>
+          <w:i/>
+          <w:iCs/>
+        </w:rPr>
+        <w:br/>
+      </w:r>
+      <w:r>
+        <w:rPr>
+          <w:rFonts w:ascii="Times New Roman" w:hAnsi="Times New Roman"/>
+          <w:b/>
+          <w:i/>
+          <w:iCs/>
         </w:rPr>
         <w:t>Homens, mulheres,</w:t>
       </w:r>
       <w:r>
         <w:rPr>
-          <w:b/>
+          <w:rFonts w:ascii="Times New Roman" w:hAnsi="Times New Roman"/>
+          <w:b/>
+          <w:i/>
+          <w:iCs/>
         </w:rPr>
         <w:br/>
         <w:t>Crianças e velhos</w:t>
@@ -184,109 +272,204 @@
     <w:p>
       <w:pPr>
         <w:rPr>
-          <w:b/>
+          <w:rFonts w:ascii="Times New Roman" w:hAnsi="Times New Roman"/>
+          <w:b/>
+          <w:i/>
+          <w:iCs/>
         </w:rPr>
       </w:pPr>
       <w:r>
         <w:rPr>
-          <w:b/>
+          <w:rFonts w:ascii="Times New Roman" w:hAnsi="Times New Roman"/>
+          <w:b/>
+          <w:i/>
+          <w:iCs/>
         </w:rPr>
         <w:t>Louvem Seu nome,</w:t>
       </w:r>
       <w:r>
         <w:rPr>
-          <w:b/>
+          <w:rFonts w:ascii="Times New Roman" w:hAnsi="Times New Roman"/>
+          <w:b/>
+          <w:i/>
+          <w:iCs/>
         </w:rPr>
         <w:t xml:space="preserve"> p</w:t>
       </w:r>
       <w:r>
         <w:rPr>
-          <w:b/>
+          <w:rFonts w:ascii="Times New Roman" w:hAnsi="Times New Roman"/>
+          <w:b/>
+          <w:i/>
+          <w:iCs/>
         </w:rPr>
         <w:t>ois só Ele é excelso</w:t>
       </w:r>
       <w:r>
         <w:rPr>
-          <w:b/>
+          <w:rFonts w:ascii="Times New Roman" w:hAnsi="Times New Roman"/>
+          <w:b/>
+          <w:i/>
+          <w:iCs/>
         </w:rPr>
         <w:br/>
         <w:t xml:space="preserve">Sua majestade é acima </w:t>
       </w:r>
       <w:r>
         <w:rPr>
-          <w:b/>
+          <w:rFonts w:ascii="Times New Roman" w:hAnsi="Times New Roman"/>
+          <w:b/>
+          <w:i/>
+          <w:iCs/>
         </w:rPr>
         <w:t>d</w:t>
       </w:r>
       <w:r>
         <w:rPr>
-          <w:b/>
+          <w:rFonts w:ascii="Times New Roman" w:hAnsi="Times New Roman"/>
+          <w:b/>
+          <w:i/>
+          <w:iCs/>
         </w:rPr>
         <w:t>a terra e do céu</w:t>
-      </w:r>
-    </w:p>
-    <w:p>
-      <w:r>
-        <w:t>Louvai ao Senhor</w:t>
       </w:r>
     </w:p>
     <w:p>
       <w:pPr>
         <w:rPr>
-          <w:b/>
+          <w:rFonts w:ascii="Times New Roman" w:hAnsi="Times New Roman"/>
         </w:rPr>
       </w:pPr>
       <w:r>
         <w:rPr>
-          <w:b/>
-        </w:rPr>
-        <w:t>[</w:t>
-      </w:r>
-      <w:r>
-        <w:rPr>
-          <w:b/>
-        </w:rPr>
-        <w:t>REPETE TODA</w:t>
-      </w:r>
-      <w:r>
-        <w:rPr>
-          <w:b/>
-        </w:rPr>
-        <w:t>]</w:t>
+          <w:rFonts w:ascii="Times New Roman" w:hAnsi="Times New Roman"/>
+        </w:rPr>
+        <w:t>Louvai ao Senhor</w:t>
       </w:r>
     </w:p>
     <w:p>
       <w:pPr>
         <w:rPr>
+          <w:rFonts w:ascii="Times New Roman" w:hAnsi="Times New Roman"/>
           <w:b/>
         </w:rPr>
       </w:pPr>
       <w:r>
         <w:rPr>
-          <w:b/>
-        </w:rPr>
-        <w:t>[REFRÃO]</w:t>
+          <w:rFonts w:ascii="Times New Roman" w:hAnsi="Times New Roman"/>
+          <w:b/>
+        </w:rPr>
+        <w:t>[</w:t>
+      </w:r>
+      <w:r>
+        <w:rPr>
+          <w:rFonts w:ascii="Times New Roman" w:hAnsi="Times New Roman"/>
+          <w:b/>
+        </w:rPr>
+        <w:t xml:space="preserve">REPETE </w:t>
+      </w:r>
+      <w:r>
+        <w:rPr>
+          <w:rFonts w:ascii="Times New Roman" w:hAnsi="Times New Roman"/>
+          <w:b/>
+        </w:rPr>
+        <w:t>ACIMA</w:t>
+      </w:r>
+      <w:r>
+        <w:rPr>
+          <w:rFonts w:ascii="Times New Roman" w:hAnsi="Times New Roman"/>
+          <w:b/>
+        </w:rPr>
+        <w:t>]</w:t>
       </w:r>
     </w:p>
     <w:p>
-      <w:r>
+      <w:pPr>
+        <w:rPr>
+          <w:rFonts w:ascii="Times New Roman" w:hAnsi="Times New Roman"/>
+          <w:b/>
+          <w:i/>
+          <w:iCs/>
+        </w:rPr>
+      </w:pPr>
+      <w:r>
+        <w:rPr>
+          <w:rFonts w:ascii="Times New Roman" w:hAnsi="Times New Roman"/>
+          <w:b/>
+          <w:i/>
+          <w:iCs/>
+        </w:rPr>
+        <w:t>[REFRÃO]</w:t>
+      </w:r>
+    </w:p>
+    <w:p>
+      <w:pPr>
+        <w:rPr>
+          <w:rFonts w:ascii="Times New Roman" w:hAnsi="Times New Roman"/>
+        </w:rPr>
+      </w:pPr>
+      <w:r>
+        <w:rPr>
+          <w:rFonts w:ascii="Times New Roman" w:hAnsi="Times New Roman"/>
+        </w:rPr>
         <w:t>Louvai ao Senhor</w:t>
       </w:r>
       <w:r>
         <w:rPr>
-          <w:b/>
-          <w:bCs/>
+          <w:rFonts w:ascii="Times New Roman" w:hAnsi="Times New Roman"/>
+          <w:b/>
+        </w:rPr>
+        <w:t xml:space="preserve">, </w:t>
+      </w:r>
+      <w:proofErr w:type="gramStart"/>
+      <w:r>
+        <w:rPr>
+          <w:rFonts w:ascii="Times New Roman" w:hAnsi="Times New Roman"/>
+        </w:rPr>
+        <w:t>Louvai</w:t>
+      </w:r>
+      <w:proofErr w:type="gramEnd"/>
+      <w:r>
+        <w:rPr>
+          <w:rFonts w:ascii="Times New Roman" w:hAnsi="Times New Roman"/>
+        </w:rPr>
+        <w:t xml:space="preserve"> ao Senhor</w:t>
+      </w:r>
+      <w:r>
+        <w:rPr>
+          <w:rFonts w:ascii="Times New Roman" w:hAnsi="Times New Roman"/>
+          <w:b/>
+        </w:rPr>
+        <w:t>,</w:t>
+      </w:r>
+      <w:r>
+        <w:rPr>
+          <w:rFonts w:ascii="Times New Roman" w:hAnsi="Times New Roman"/>
         </w:rPr>
         <w:t xml:space="preserve"> </w:t>
       </w:r>
-      <w:r>
-        <w:rPr>
-          <w:b/>
-        </w:rPr>
-        <w:t>(3X)</w:t>
+      <w:proofErr w:type="gramStart"/>
+      <w:r>
+        <w:rPr>
+          <w:rFonts w:ascii="Times New Roman" w:hAnsi="Times New Roman"/>
+        </w:rPr>
+        <w:t>Louvai</w:t>
+      </w:r>
+      <w:proofErr w:type="gramEnd"/>
+      <w:r>
+        <w:rPr>
+          <w:rFonts w:ascii="Times New Roman" w:hAnsi="Times New Roman"/>
+        </w:rPr>
+        <w:t xml:space="preserve"> ao Senhor</w:t>
       </w:r>
     </w:p>
-    <w:p/>
+    <w:p>
+      <w:pPr>
+        <w:rPr>
+          <w:rFonts w:ascii="Times New Roman" w:hAnsi="Times New Roman"/>
+        </w:rPr>
+      </w:pPr>
+    </w:p>
     <w:sectPr>
       <w:pgSz w:w="11906" w:h="16838"/>
       <w:pgMar w:top="1417" w:right="1701" w:bottom="1417" w:left="1701" w:header="708" w:footer="708" w:gutter="0"/>
